--- a/output/article/submission/highlights.docx
+++ b/output/article/submission/highlights.docx
@@ -1,11 +1,15 @@
 
 <file path=word/document.xml><?xml version="1.0" encoding="utf-8"?>
-<w:document xmlns:wpc="http://schemas.microsoft.com/office/word/2010/wordprocessingCanvas" xmlns:cx="http://schemas.microsoft.com/office/drawing/2014/chartex" xmlns:cx1="http://schemas.microsoft.com/office/drawing/2015/9/8/chartex" xmlns:cx2="http://schemas.microsoft.com/office/drawing/2015/10/21/chartex" xmlns:cx3="http://schemas.microsoft.com/office/drawing/2016/5/9/chartex" xmlns:cx4="http://schemas.microsoft.com/office/drawing/2016/5/10/chartex" xmlns:cx5="http://schemas.microsoft.com/office/drawing/2016/5/11/chartex" xmlns:cx6="http://schemas.microsoft.com/office/drawing/2016/5/12/chartex" xmlns:cx7="http://schemas.microsoft.com/office/drawing/2016/5/13/chartex" xmlns:cx8="http://schemas.microsoft.com/office/drawing/2016/5/14/chartex" xmlns:mc="http://schemas.openxmlformats.org/markup-compatibility/2006" xmlns:aink="http://schemas.microsoft.com/office/drawing/2016/ink" xmlns:am3d="http://schemas.microsoft.com/office/drawing/2017/model3d" xmlns:o="urn:schemas-microsoft-com:office:office" xmlns:oel="http://schemas.microsoft.com/office/2019/extlst" xmlns:r="http://schemas.openxmlformats.org/officeDocument/2006/relationships" xmlns:m="http://schemas.openxmlformats.org/officeDocument/2006/math" xmlns:v="urn:schemas-microsoft-com:vml" xmlns:wp14="http://schemas.microsoft.com/office/word/2010/wordprocessingDrawing" xmlns:wp="http://schemas.openxmlformats.org/drawingml/2006/wordprocessingDrawing" xmlns:w10="urn:schemas-microsoft-com:office:word" xmlns:w="http://schemas.openxmlformats.org/wordprocessingml/2006/main" xmlns:w14="http://schemas.microsoft.com/office/word/2010/wordml" xmlns:w15="http://schemas.microsoft.com/office/word/2012/wordml" xmlns:w16cex="http://schemas.microsoft.com/office/word/2018/wordml/cex" xmlns:w16cid="http://schemas.microsoft.com/office/word/2016/wordml/cid" xmlns:w16="http://schemas.microsoft.com/office/word/2018/wordml" xmlns:w16du="http://schemas.microsoft.com/office/word/2023/wordml/word16du" xmlns:w16sdtdh="http://schemas.microsoft.com/office/word/2020/wordml/sdtdatahash" xmlns:w16sdtfl="http://schemas.microsoft.com/office/word/2024/wordml/sdtformatlock" xmlns:w16se="http://schemas.microsoft.com/office/word/2015/wordml/symex" xmlns:wpg="http://schemas.microsoft.com/office/word/2010/wordprocessingGroup" xmlns:wpi="http://schemas.microsoft.com/office/word/2010/wordprocessingInk" xmlns:wne="http://schemas.microsoft.com/office/word/2006/wordml" xmlns:wps="http://schemas.microsoft.com/office/word/2010/wordprocessingShape" mc:Ignorable="w14 w15 w16se w16cid w16 w16cex w16sdtdh w16sdtfl w16du wp14">
+<w:document xmlns:wpc="http://schemas.microsoft.com/office/word/2010/wordprocessingCanvas" xmlns:cx="http://schemas.microsoft.com/office/drawing/2014/chartex" xmlns:cx1="http://schemas.microsoft.com/office/drawing/2015/9/8/chartex" xmlns:cx2="http://schemas.microsoft.com/office/drawing/2015/10/21/chartex" xmlns:cx3="http://schemas.microsoft.com/office/drawing/2016/5/9/chartex" xmlns:cx4="http://schemas.microsoft.com/office/drawing/2016/5/10/chartex" xmlns:cx5="http://schemas.microsoft.com/office/drawing/2016/5/11/chartex" xmlns:cx6="http://schemas.microsoft.com/office/drawing/2016/5/12/chartex" xmlns:cx7="http://schemas.microsoft.com/office/drawing/2016/5/13/chartex" xmlns:cx8="http://schemas.microsoft.com/office/drawing/2016/5/14/chartex" xmlns:mc="http://schemas.openxmlformats.org/markup-compatibility/2006" xmlns:aink="http://schemas.microsoft.com/office/drawing/2016/ink" xmlns:am3d="http://schemas.microsoft.com/office/drawing/2017/model3d" xmlns:o="urn:schemas-microsoft-com:office:office" xmlns:oel="http://schemas.microsoft.com/office/2019/extlst" xmlns:r="http://schemas.openxmlformats.org/officeDocument/2006/relationships" xmlns:m="http://schemas.openxmlformats.org/officeDocument/2006/math" xmlns:v="urn:schemas-microsoft-com:vml" xmlns:wp14="http://schemas.microsoft.com/office/word/2010/wordprocessingDrawing" xmlns:wp="http://schemas.openxmlformats.org/drawingml/2006/wordprocessingDrawing" xmlns:w10="urn:schemas-microsoft-com:office:word" xmlns:w="http://schemas.openxmlformats.org/wordprocessingml/2006/main" xmlns:w14="http://schemas.microsoft.com/office/word/2010/wordml" xmlns:w15="http://schemas.microsoft.com/office/word/2012/wordml" xmlns:w16cex="http://schemas.microsoft.com/office/word/2018/wordml/cex" xmlns:w16cid="http://schemas.microsoft.com/office/word/2016/wordml/cid" xmlns:w16="http://schemas.microsoft.com/office/word/2018/wordml" xmlns:w16sdtdh="http://schemas.microsoft.com/office/word/2020/wordml/sdtdatahash" xmlns:w16se="http://schemas.microsoft.com/office/word/2015/wordml/symex" xmlns:wpg="http://schemas.microsoft.com/office/word/2010/wordprocessingGroup" xmlns:wpi="http://schemas.microsoft.com/office/word/2010/wordprocessingInk" xmlns:wne="http://schemas.microsoft.com/office/word/2006/wordml" xmlns:wps="http://schemas.microsoft.com/office/word/2010/wordprocessingShape" mc:Ignorable="w14 w15 w16se w16cid w16 w16cex w16sdtdh wp14">
   <w:body>
     <w:p>
       <w:pPr>
-        <w:pStyle w:val="Heading1"/>
+        <w:pStyle w:val="Ttulo1"/>
         <w:rPr>
+          <w:rFonts w:ascii="Times New Roman" w:hAnsi="Times New Roman" w:cs="Times New Roman"/>
+          <w:b/>
+          <w:bCs/>
+          <w:color w:val="000000" w:themeColor="text1"/>
           <w:sz w:val="28"/>
           <w:szCs w:val="28"/>
         </w:rPr>
@@ -13,130 +17,144 @@
       <w:bookmarkStart w:id="0" w:name="X901c2f7ba40fcd4b6642c3e94d9f9a266a0ea2e"/>
       <w:r>
         <w:rPr>
+          <w:rFonts w:ascii="Times New Roman" w:hAnsi="Times New Roman" w:cs="Times New Roman"/>
+          <w:b/>
+          <w:bCs/>
+          <w:color w:val="000000" w:themeColor="text1"/>
           <w:sz w:val="28"/>
           <w:szCs w:val="28"/>
         </w:rPr>
-        <w:t xml:space="preserve">Measuring Digital Self-Efficacy in International Large-Scale Assessments: A bi-dimensional comparative scale </w:t>
-      </w:r>
-      <w:r>
-        <w:rPr>
-          <w:sz w:val="28"/>
-          <w:szCs w:val="28"/>
-        </w:rPr>
-        <w:t>b</w:t>
-      </w:r>
-      <w:r>
-        <w:rPr>
-          <w:sz w:val="28"/>
-          <w:szCs w:val="28"/>
-        </w:rPr>
-        <w:t>etween ICILS and PISA</w:t>
+        <w:t>Measuring Digital Self-Efficacy in International Large-Scale Assessments: A bi-dimensional comparative scale between ICILS and PISA</w:t>
       </w:r>
     </w:p>
     <w:bookmarkEnd w:id="0"/>
     <w:p>
       <w:pPr>
-        <w:pStyle w:val="BodyText"/>
+        <w:pStyle w:val="Textoindependiente"/>
         <w:rPr>
+          <w:rFonts w:ascii="Times New Roman" w:hAnsi="Times New Roman" w:cs="Times New Roman"/>
           <w:b/>
           <w:bCs/>
-          <w:sz w:val="22"/>
-          <w:szCs w:val="22"/>
+          <w:color w:val="000000" w:themeColor="text1"/>
         </w:rPr>
       </w:pPr>
       <w:r>
         <w:rPr>
+          <w:rFonts w:ascii="Times New Roman" w:hAnsi="Times New Roman" w:cs="Times New Roman"/>
           <w:b/>
           <w:bCs/>
-          <w:sz w:val="22"/>
-          <w:szCs w:val="22"/>
+          <w:color w:val="000000" w:themeColor="text1"/>
         </w:rPr>
         <w:t>Highlights:</w:t>
       </w:r>
     </w:p>
     <w:p>
       <w:pPr>
-        <w:pStyle w:val="Compact"/>
+        <w:pStyle w:val="NormalWeb"/>
         <w:numPr>
           <w:ilvl w:val="0"/>
-          <w:numId w:val="1"/>
+          <w:numId w:val="3"/>
         </w:numPr>
+        <w:ind w:left="426" w:hanging="426"/>
         <w:rPr>
-          <w:sz w:val="22"/>
-          <w:szCs w:val="22"/>
+          <w:b/>
+          <w:bCs/>
+          <w:lang w:val="en-US"/>
         </w:rPr>
       </w:pPr>
       <w:r>
         <w:rPr>
-          <w:sz w:val="22"/>
-          <w:szCs w:val="22"/>
+          <w:rStyle w:val="Textoennegrita"/>
+          <w:rFonts w:eastAsiaTheme="majorEastAsia"/>
+          <w:b w:val="0"/>
+          <w:bCs w:val="0"/>
+          <w:lang w:val="en-US"/>
         </w:rPr>
-        <w:t>DSE is empirically better represented as a two-dimensional construct.</w:t>
+        <w:t>A comparable two-factor structure of digital self-efficacy is recoverable in both ICILS 2023 and PISA 2022, despite assessment-specific design differences.</w:t>
       </w:r>
     </w:p>
     <w:p>
       <w:pPr>
-        <w:pStyle w:val="Compact"/>
+        <w:pStyle w:val="NormalWeb"/>
         <w:numPr>
           <w:ilvl w:val="0"/>
-          <w:numId w:val="1"/>
+          <w:numId w:val="3"/>
         </w:numPr>
+        <w:ind w:left="426" w:hanging="426"/>
         <w:rPr>
-          <w:sz w:val="22"/>
-          <w:szCs w:val="22"/>
+          <w:b/>
+          <w:bCs/>
+          <w:lang w:val="en-US"/>
         </w:rPr>
       </w:pPr>
       <w:r>
         <w:rPr>
-          <w:sz w:val="22"/>
-          <w:szCs w:val="22"/>
+          <w:rStyle w:val="Textoennegrita"/>
+          <w:rFonts w:eastAsiaTheme="majorEastAsia"/>
+          <w:b w:val="0"/>
+          <w:bCs w:val="0"/>
+          <w:lang w:val="en-US"/>
         </w:rPr>
-        <w:t>Items misfit indicate that the dimensional affiliation of them may shift over time.</w:t>
+        <w:t>Cross-national measurement invariance is stronger in PISA than in ICILS, highlighting the need for caution when comparing country means.</w:t>
       </w:r>
     </w:p>
     <w:p>
       <w:pPr>
-        <w:pStyle w:val="Compact"/>
+        <w:pStyle w:val="NormalWeb"/>
         <w:numPr>
           <w:ilvl w:val="0"/>
-          <w:numId w:val="1"/>
+          <w:numId w:val="3"/>
         </w:numPr>
+        <w:ind w:left="426" w:hanging="426"/>
         <w:rPr>
-          <w:sz w:val="22"/>
-          <w:szCs w:val="22"/>
+          <w:b/>
+          <w:bCs/>
+          <w:lang w:val="en-US"/>
         </w:rPr>
       </w:pPr>
       <w:r>
         <w:rPr>
-          <w:sz w:val="22"/>
-          <w:szCs w:val="22"/>
+          <w:rStyle w:val="Textoennegrita"/>
+          <w:rFonts w:eastAsiaTheme="majorEastAsia"/>
+          <w:b w:val="0"/>
+          <w:bCs w:val="0"/>
+          <w:lang w:val="en-US"/>
         </w:rPr>
-        <w:t>Results confirm gender and cross-national comparability on ILSA’s DSE scales.</w:t>
+        <w:t>Gender differences in digital self-efficacy are dimension-specific and can be meaningfully compared across both assessments.</w:t>
       </w:r>
     </w:p>
     <w:p>
       <w:pPr>
-        <w:pStyle w:val="Compact"/>
+        <w:pStyle w:val="NormalWeb"/>
         <w:numPr>
           <w:ilvl w:val="0"/>
-          <w:numId w:val="1"/>
+          <w:numId w:val="3"/>
         </w:numPr>
+        <w:ind w:left="426" w:hanging="426"/>
         <w:rPr>
-          <w:sz w:val="22"/>
-          <w:szCs w:val="22"/>
+          <w:b/>
+          <w:bCs/>
+          <w:lang w:val="en-US"/>
         </w:rPr>
       </w:pPr>
       <w:r>
         <w:rPr>
-          <w:sz w:val="22"/>
-          <w:szCs w:val="22"/>
+          <w:rStyle w:val="Textoennegrita"/>
+          <w:rFonts w:eastAsiaTheme="majorEastAsia"/>
+          <w:b w:val="0"/>
+          <w:bCs w:val="0"/>
+          <w:lang w:val="en-US"/>
         </w:rPr>
-        <w:t>Gender and country differences in digital self-efficacy are dimension specific.</w:t>
+        <w:t>Variation in specialized digital self-efficacy and gender gaps across countries suggests that digital inequalities are context-dependent rather than universal.</w:t>
       </w:r>
     </w:p>
     <w:p>
       <w:pPr>
         <w:rPr>
+          <w:rFonts w:ascii="Times New Roman" w:hAnsi="Times New Roman" w:cs="Times New Roman"/>
+          <w:color w:val="000000" w:themeColor="text1"/>
+          <w:sz w:val="24"/>
+          <w:szCs w:val="24"/>
           <w:lang w:val="en-US"/>
         </w:rPr>
       </w:pPr>
@@ -151,7 +169,7 @@
 </file>
 
 <file path=word/endnotes.xml><?xml version="1.0" encoding="utf-8"?>
-<w:endnotes xmlns:wpc="http://schemas.microsoft.com/office/word/2010/wordprocessingCanvas" xmlns:cx="http://schemas.microsoft.com/office/drawing/2014/chartex" xmlns:cx1="http://schemas.microsoft.com/office/drawing/2015/9/8/chartex" xmlns:cx2="http://schemas.microsoft.com/office/drawing/2015/10/21/chartex" xmlns:cx3="http://schemas.microsoft.com/office/drawing/2016/5/9/chartex" xmlns:cx4="http://schemas.microsoft.com/office/drawing/2016/5/10/chartex" xmlns:cx5="http://schemas.microsoft.com/office/drawing/2016/5/11/chartex" xmlns:cx6="http://schemas.microsoft.com/office/drawing/2016/5/12/chartex" xmlns:cx7="http://schemas.microsoft.com/office/drawing/2016/5/13/chartex" xmlns:cx8="http://schemas.microsoft.com/office/drawing/2016/5/14/chartex" xmlns:mc="http://schemas.openxmlformats.org/markup-compatibility/2006" xmlns:aink="http://schemas.microsoft.com/office/drawing/2016/ink" xmlns:am3d="http://schemas.microsoft.com/office/drawing/2017/model3d" xmlns:o="urn:schemas-microsoft-com:office:office" xmlns:oel="http://schemas.microsoft.com/office/2019/extlst" xmlns:r="http://schemas.openxmlformats.org/officeDocument/2006/relationships" xmlns:m="http://schemas.openxmlformats.org/officeDocument/2006/math" xmlns:v="urn:schemas-microsoft-com:vml" xmlns:wp14="http://schemas.microsoft.com/office/word/2010/wordprocessingDrawing" xmlns:wp="http://schemas.openxmlformats.org/drawingml/2006/wordprocessingDrawing" xmlns:w10="urn:schemas-microsoft-com:office:word" xmlns:w="http://schemas.openxmlformats.org/wordprocessingml/2006/main" xmlns:w14="http://schemas.microsoft.com/office/word/2010/wordml" xmlns:w15="http://schemas.microsoft.com/office/word/2012/wordml" xmlns:w16cex="http://schemas.microsoft.com/office/word/2018/wordml/cex" xmlns:w16cid="http://schemas.microsoft.com/office/word/2016/wordml/cid" xmlns:w16="http://schemas.microsoft.com/office/word/2018/wordml" xmlns:w16du="http://schemas.microsoft.com/office/word/2023/wordml/word16du" xmlns:w16sdtdh="http://schemas.microsoft.com/office/word/2020/wordml/sdtdatahash" xmlns:w16sdtfl="http://schemas.microsoft.com/office/word/2024/wordml/sdtformatlock" xmlns:w16se="http://schemas.microsoft.com/office/word/2015/wordml/symex" xmlns:wpg="http://schemas.microsoft.com/office/word/2010/wordprocessingGroup" xmlns:wpi="http://schemas.microsoft.com/office/word/2010/wordprocessingInk" xmlns:wne="http://schemas.microsoft.com/office/word/2006/wordml" xmlns:wps="http://schemas.microsoft.com/office/word/2010/wordprocessingShape" mc:Ignorable="w14 w15 w16se w16cid w16 w16cex w16sdtdh w16sdtfl w16du wp14">
+<w:endnotes xmlns:wpc="http://schemas.microsoft.com/office/word/2010/wordprocessingCanvas" xmlns:cx="http://schemas.microsoft.com/office/drawing/2014/chartex" xmlns:cx1="http://schemas.microsoft.com/office/drawing/2015/9/8/chartex" xmlns:cx2="http://schemas.microsoft.com/office/drawing/2015/10/21/chartex" xmlns:cx3="http://schemas.microsoft.com/office/drawing/2016/5/9/chartex" xmlns:cx4="http://schemas.microsoft.com/office/drawing/2016/5/10/chartex" xmlns:cx5="http://schemas.microsoft.com/office/drawing/2016/5/11/chartex" xmlns:cx6="http://schemas.microsoft.com/office/drawing/2016/5/12/chartex" xmlns:cx7="http://schemas.microsoft.com/office/drawing/2016/5/13/chartex" xmlns:cx8="http://schemas.microsoft.com/office/drawing/2016/5/14/chartex" xmlns:mc="http://schemas.openxmlformats.org/markup-compatibility/2006" xmlns:aink="http://schemas.microsoft.com/office/drawing/2016/ink" xmlns:am3d="http://schemas.microsoft.com/office/drawing/2017/model3d" xmlns:o="urn:schemas-microsoft-com:office:office" xmlns:oel="http://schemas.microsoft.com/office/2019/extlst" xmlns:r="http://schemas.openxmlformats.org/officeDocument/2006/relationships" xmlns:m="http://schemas.openxmlformats.org/officeDocument/2006/math" xmlns:v="urn:schemas-microsoft-com:vml" xmlns:wp14="http://schemas.microsoft.com/office/word/2010/wordprocessingDrawing" xmlns:wp="http://schemas.openxmlformats.org/drawingml/2006/wordprocessingDrawing" xmlns:w10="urn:schemas-microsoft-com:office:word" xmlns:w="http://schemas.openxmlformats.org/wordprocessingml/2006/main" xmlns:w14="http://schemas.microsoft.com/office/word/2010/wordml" xmlns:w15="http://schemas.microsoft.com/office/word/2012/wordml" xmlns:w16cex="http://schemas.microsoft.com/office/word/2018/wordml/cex" xmlns:w16cid="http://schemas.microsoft.com/office/word/2016/wordml/cid" xmlns:w16="http://schemas.microsoft.com/office/word/2018/wordml" xmlns:w16sdtdh="http://schemas.microsoft.com/office/word/2020/wordml/sdtdatahash" xmlns:w16se="http://schemas.microsoft.com/office/word/2015/wordml/symex" xmlns:wpg="http://schemas.microsoft.com/office/word/2010/wordprocessingGroup" xmlns:wpi="http://schemas.microsoft.com/office/word/2010/wordprocessingInk" xmlns:wne="http://schemas.microsoft.com/office/word/2006/wordml" xmlns:wps="http://schemas.microsoft.com/office/word/2010/wordprocessingShape" mc:Ignorable="w14 w15 w16se w16cid w16 w16cex w16sdtdh wp14">
   <w:endnote w:type="separator" w:id="-1">
     <w:p>
       <w:pPr>
@@ -176,7 +194,7 @@
 </file>
 
 <file path=word/footnotes.xml><?xml version="1.0" encoding="utf-8"?>
-<w:footnotes xmlns:wpc="http://schemas.microsoft.com/office/word/2010/wordprocessingCanvas" xmlns:cx="http://schemas.microsoft.com/office/drawing/2014/chartex" xmlns:cx1="http://schemas.microsoft.com/office/drawing/2015/9/8/chartex" xmlns:cx2="http://schemas.microsoft.com/office/drawing/2015/10/21/chartex" xmlns:cx3="http://schemas.microsoft.com/office/drawing/2016/5/9/chartex" xmlns:cx4="http://schemas.microsoft.com/office/drawing/2016/5/10/chartex" xmlns:cx5="http://schemas.microsoft.com/office/drawing/2016/5/11/chartex" xmlns:cx6="http://schemas.microsoft.com/office/drawing/2016/5/12/chartex" xmlns:cx7="http://schemas.microsoft.com/office/drawing/2016/5/13/chartex" xmlns:cx8="http://schemas.microsoft.com/office/drawing/2016/5/14/chartex" xmlns:mc="http://schemas.openxmlformats.org/markup-compatibility/2006" xmlns:aink="http://schemas.microsoft.com/office/drawing/2016/ink" xmlns:am3d="http://schemas.microsoft.com/office/drawing/2017/model3d" xmlns:o="urn:schemas-microsoft-com:office:office" xmlns:oel="http://schemas.microsoft.com/office/2019/extlst" xmlns:r="http://schemas.openxmlformats.org/officeDocument/2006/relationships" xmlns:m="http://schemas.openxmlformats.org/officeDocument/2006/math" xmlns:v="urn:schemas-microsoft-com:vml" xmlns:wp14="http://schemas.microsoft.com/office/word/2010/wordprocessingDrawing" xmlns:wp="http://schemas.openxmlformats.org/drawingml/2006/wordprocessingDrawing" xmlns:w10="urn:schemas-microsoft-com:office:word" xmlns:w="http://schemas.openxmlformats.org/wordprocessingml/2006/main" xmlns:w14="http://schemas.microsoft.com/office/word/2010/wordml" xmlns:w15="http://schemas.microsoft.com/office/word/2012/wordml" xmlns:w16cex="http://schemas.microsoft.com/office/word/2018/wordml/cex" xmlns:w16cid="http://schemas.microsoft.com/office/word/2016/wordml/cid" xmlns:w16="http://schemas.microsoft.com/office/word/2018/wordml" xmlns:w16du="http://schemas.microsoft.com/office/word/2023/wordml/word16du" xmlns:w16sdtdh="http://schemas.microsoft.com/office/word/2020/wordml/sdtdatahash" xmlns:w16sdtfl="http://schemas.microsoft.com/office/word/2024/wordml/sdtformatlock" xmlns:w16se="http://schemas.microsoft.com/office/word/2015/wordml/symex" xmlns:wpg="http://schemas.microsoft.com/office/word/2010/wordprocessingGroup" xmlns:wpi="http://schemas.microsoft.com/office/word/2010/wordprocessingInk" xmlns:wne="http://schemas.microsoft.com/office/word/2006/wordml" xmlns:wps="http://schemas.microsoft.com/office/word/2010/wordprocessingShape" mc:Ignorable="w14 w15 w16se w16cid w16 w16cex w16sdtdh w16sdtfl w16du wp14">
+<w:footnotes xmlns:wpc="http://schemas.microsoft.com/office/word/2010/wordprocessingCanvas" xmlns:cx="http://schemas.microsoft.com/office/drawing/2014/chartex" xmlns:cx1="http://schemas.microsoft.com/office/drawing/2015/9/8/chartex" xmlns:cx2="http://schemas.microsoft.com/office/drawing/2015/10/21/chartex" xmlns:cx3="http://schemas.microsoft.com/office/drawing/2016/5/9/chartex" xmlns:cx4="http://schemas.microsoft.com/office/drawing/2016/5/10/chartex" xmlns:cx5="http://schemas.microsoft.com/office/drawing/2016/5/11/chartex" xmlns:cx6="http://schemas.microsoft.com/office/drawing/2016/5/12/chartex" xmlns:cx7="http://schemas.microsoft.com/office/drawing/2016/5/13/chartex" xmlns:cx8="http://schemas.microsoft.com/office/drawing/2016/5/14/chartex" xmlns:mc="http://schemas.openxmlformats.org/markup-compatibility/2006" xmlns:aink="http://schemas.microsoft.com/office/drawing/2016/ink" xmlns:am3d="http://schemas.microsoft.com/office/drawing/2017/model3d" xmlns:o="urn:schemas-microsoft-com:office:office" xmlns:oel="http://schemas.microsoft.com/office/2019/extlst" xmlns:r="http://schemas.openxmlformats.org/officeDocument/2006/relationships" xmlns:m="http://schemas.openxmlformats.org/officeDocument/2006/math" xmlns:v="urn:schemas-microsoft-com:vml" xmlns:wp14="http://schemas.microsoft.com/office/word/2010/wordprocessingDrawing" xmlns:wp="http://schemas.openxmlformats.org/drawingml/2006/wordprocessingDrawing" xmlns:w10="urn:schemas-microsoft-com:office:word" xmlns:w="http://schemas.openxmlformats.org/wordprocessingml/2006/main" xmlns:w14="http://schemas.microsoft.com/office/word/2010/wordml" xmlns:w15="http://schemas.microsoft.com/office/word/2012/wordml" xmlns:w16cex="http://schemas.microsoft.com/office/word/2018/wordml/cex" xmlns:w16cid="http://schemas.microsoft.com/office/word/2016/wordml/cid" xmlns:w16="http://schemas.microsoft.com/office/word/2018/wordml" xmlns:w16sdtdh="http://schemas.microsoft.com/office/word/2020/wordml/sdtdatahash" xmlns:w16se="http://schemas.microsoft.com/office/word/2015/wordml/symex" xmlns:wpg="http://schemas.microsoft.com/office/word/2010/wordprocessingGroup" xmlns:wpi="http://schemas.microsoft.com/office/word/2010/wordprocessingInk" xmlns:wne="http://schemas.microsoft.com/office/word/2006/wordml" xmlns:wps="http://schemas.microsoft.com/office/word/2010/wordprocessingShape" mc:Ignorable="w14 w15 w16se w16cid w16 w16cex w16sdtdh wp14">
   <w:footnote w:type="separator" w:id="-1">
     <w:p>
       <w:pPr>
@@ -201,7 +219,7 @@
 </file>
 
 <file path=word/numbering.xml><?xml version="1.0" encoding="utf-8"?>
-<w:numbering xmlns:wpc="http://schemas.microsoft.com/office/word/2010/wordprocessingCanvas" xmlns:cx="http://schemas.microsoft.com/office/drawing/2014/chartex" xmlns:cx1="http://schemas.microsoft.com/office/drawing/2015/9/8/chartex" xmlns:cx2="http://schemas.microsoft.com/office/drawing/2015/10/21/chartex" xmlns:cx3="http://schemas.microsoft.com/office/drawing/2016/5/9/chartex" xmlns:cx4="http://schemas.microsoft.com/office/drawing/2016/5/10/chartex" xmlns:cx5="http://schemas.microsoft.com/office/drawing/2016/5/11/chartex" xmlns:cx6="http://schemas.microsoft.com/office/drawing/2016/5/12/chartex" xmlns:cx7="http://schemas.microsoft.com/office/drawing/2016/5/13/chartex" xmlns:cx8="http://schemas.microsoft.com/office/drawing/2016/5/14/chartex" xmlns:mc="http://schemas.openxmlformats.org/markup-compatibility/2006" xmlns:aink="http://schemas.microsoft.com/office/drawing/2016/ink" xmlns:am3d="http://schemas.microsoft.com/office/drawing/2017/model3d" xmlns:o="urn:schemas-microsoft-com:office:office" xmlns:oel="http://schemas.microsoft.com/office/2019/extlst" xmlns:r="http://schemas.openxmlformats.org/officeDocument/2006/relationships" xmlns:m="http://schemas.openxmlformats.org/officeDocument/2006/math" xmlns:v="urn:schemas-microsoft-com:vml" xmlns:wp14="http://schemas.microsoft.com/office/word/2010/wordprocessingDrawing" xmlns:wp="http://schemas.openxmlformats.org/drawingml/2006/wordprocessingDrawing" xmlns:w10="urn:schemas-microsoft-com:office:word" xmlns:w="http://schemas.openxmlformats.org/wordprocessingml/2006/main" xmlns:w14="http://schemas.microsoft.com/office/word/2010/wordml" xmlns:w15="http://schemas.microsoft.com/office/word/2012/wordml" xmlns:w16cex="http://schemas.microsoft.com/office/word/2018/wordml/cex" xmlns:w16cid="http://schemas.microsoft.com/office/word/2016/wordml/cid" xmlns:w16="http://schemas.microsoft.com/office/word/2018/wordml" xmlns:w16du="http://schemas.microsoft.com/office/word/2023/wordml/word16du" xmlns:w16sdtdh="http://schemas.microsoft.com/office/word/2020/wordml/sdtdatahash" xmlns:w16sdtfl="http://schemas.microsoft.com/office/word/2024/wordml/sdtformatlock" xmlns:w16se="http://schemas.microsoft.com/office/word/2015/wordml/symex" xmlns:wpg="http://schemas.microsoft.com/office/word/2010/wordprocessingGroup" xmlns:wpi="http://schemas.microsoft.com/office/word/2010/wordprocessingInk" xmlns:wne="http://schemas.microsoft.com/office/word/2006/wordml" xmlns:wps="http://schemas.microsoft.com/office/word/2010/wordprocessingShape" mc:Ignorable="w14 w15 w16se w16cid w16 w16cex w16sdtdh w16sdtfl w16du wp14">
+<w:numbering xmlns:wpc="http://schemas.microsoft.com/office/word/2010/wordprocessingCanvas" xmlns:cx="http://schemas.microsoft.com/office/drawing/2014/chartex" xmlns:cx1="http://schemas.microsoft.com/office/drawing/2015/9/8/chartex" xmlns:cx2="http://schemas.microsoft.com/office/drawing/2015/10/21/chartex" xmlns:cx3="http://schemas.microsoft.com/office/drawing/2016/5/9/chartex" xmlns:cx4="http://schemas.microsoft.com/office/drawing/2016/5/10/chartex" xmlns:cx5="http://schemas.microsoft.com/office/drawing/2016/5/11/chartex" xmlns:cx6="http://schemas.microsoft.com/office/drawing/2016/5/12/chartex" xmlns:cx7="http://schemas.microsoft.com/office/drawing/2016/5/13/chartex" xmlns:cx8="http://schemas.microsoft.com/office/drawing/2016/5/14/chartex" xmlns:mc="http://schemas.openxmlformats.org/markup-compatibility/2006" xmlns:aink="http://schemas.microsoft.com/office/drawing/2016/ink" xmlns:am3d="http://schemas.microsoft.com/office/drawing/2017/model3d" xmlns:o="urn:schemas-microsoft-com:office:office" xmlns:oel="http://schemas.microsoft.com/office/2019/extlst" xmlns:r="http://schemas.openxmlformats.org/officeDocument/2006/relationships" xmlns:m="http://schemas.openxmlformats.org/officeDocument/2006/math" xmlns:v="urn:schemas-microsoft-com:vml" xmlns:wp14="http://schemas.microsoft.com/office/word/2010/wordprocessingDrawing" xmlns:wp="http://schemas.openxmlformats.org/drawingml/2006/wordprocessingDrawing" xmlns:w10="urn:schemas-microsoft-com:office:word" xmlns:w="http://schemas.openxmlformats.org/wordprocessingml/2006/main" xmlns:w14="http://schemas.microsoft.com/office/word/2010/wordml" xmlns:w15="http://schemas.microsoft.com/office/word/2012/wordml" xmlns:w16cex="http://schemas.microsoft.com/office/word/2018/wordml/cex" xmlns:w16cid="http://schemas.microsoft.com/office/word/2016/wordml/cid" xmlns:w16="http://schemas.microsoft.com/office/word/2018/wordml" xmlns:w16sdtdh="http://schemas.microsoft.com/office/word/2020/wordml/sdtdatahash" xmlns:w16se="http://schemas.microsoft.com/office/word/2015/wordml/symex" xmlns:wpg="http://schemas.microsoft.com/office/word/2010/wordprocessingGroup" xmlns:wpi="http://schemas.microsoft.com/office/word/2010/wordprocessingInk" xmlns:wne="http://schemas.microsoft.com/office/word/2006/wordml" xmlns:wps="http://schemas.microsoft.com/office/word/2010/wordprocessingShape" mc:Ignorable="w14 w15 w16se w16cid w16 w16cex w16sdtdh wp14">
   <w:abstractNum w:abstractNumId="0" w15:restartNumberingAfterBreak="0">
     <w:nsid w:val="0000A991"/>
     <w:multiLevelType w:val="multilevel"/>
@@ -306,14 +324,247 @@
       </w:rPr>
     </w:lvl>
   </w:abstractNum>
+  <w:abstractNum w:abstractNumId="1" w15:restartNumberingAfterBreak="0">
+    <w:nsid w:val="5FB45927"/>
+    <w:multiLevelType w:val="hybridMultilevel"/>
+    <w:tmpl w:val="9A24046A"/>
+    <w:lvl w:ilvl="0" w:tplc="73AE4A08">
+      <w:start w:val="5"/>
+      <w:numFmt w:val="bullet"/>
+      <w:lvlText w:val="-"/>
+      <w:lvlJc w:val="left"/>
+      <w:pPr>
+        <w:ind w:left="720" w:hanging="360"/>
+      </w:pPr>
+      <w:rPr>
+        <w:rFonts w:ascii="Times New Roman" w:eastAsiaTheme="majorEastAsia" w:hAnsi="Times New Roman" w:cs="Times New Roman" w:hint="default"/>
+        <w:b w:val="0"/>
+      </w:rPr>
+    </w:lvl>
+    <w:lvl w:ilvl="1" w:tplc="040A0003" w:tentative="1">
+      <w:start w:val="1"/>
+      <w:numFmt w:val="bullet"/>
+      <w:lvlText w:val="o"/>
+      <w:lvlJc w:val="left"/>
+      <w:pPr>
+        <w:ind w:left="1440" w:hanging="360"/>
+      </w:pPr>
+      <w:rPr>
+        <w:rFonts w:ascii="Courier New" w:hAnsi="Courier New" w:cs="Courier New" w:hint="default"/>
+      </w:rPr>
+    </w:lvl>
+    <w:lvl w:ilvl="2" w:tplc="040A0005" w:tentative="1">
+      <w:start w:val="1"/>
+      <w:numFmt w:val="bullet"/>
+      <w:lvlText w:val=""/>
+      <w:lvlJc w:val="left"/>
+      <w:pPr>
+        <w:ind w:left="2160" w:hanging="360"/>
+      </w:pPr>
+      <w:rPr>
+        <w:rFonts w:ascii="Wingdings" w:hAnsi="Wingdings" w:hint="default"/>
+      </w:rPr>
+    </w:lvl>
+    <w:lvl w:ilvl="3" w:tplc="040A0001" w:tentative="1">
+      <w:start w:val="1"/>
+      <w:numFmt w:val="bullet"/>
+      <w:lvlText w:val=""/>
+      <w:lvlJc w:val="left"/>
+      <w:pPr>
+        <w:ind w:left="2880" w:hanging="360"/>
+      </w:pPr>
+      <w:rPr>
+        <w:rFonts w:ascii="Symbol" w:hAnsi="Symbol" w:hint="default"/>
+      </w:rPr>
+    </w:lvl>
+    <w:lvl w:ilvl="4" w:tplc="040A0003" w:tentative="1">
+      <w:start w:val="1"/>
+      <w:numFmt w:val="bullet"/>
+      <w:lvlText w:val="o"/>
+      <w:lvlJc w:val="left"/>
+      <w:pPr>
+        <w:ind w:left="3600" w:hanging="360"/>
+      </w:pPr>
+      <w:rPr>
+        <w:rFonts w:ascii="Courier New" w:hAnsi="Courier New" w:cs="Courier New" w:hint="default"/>
+      </w:rPr>
+    </w:lvl>
+    <w:lvl w:ilvl="5" w:tplc="040A0005" w:tentative="1">
+      <w:start w:val="1"/>
+      <w:numFmt w:val="bullet"/>
+      <w:lvlText w:val=""/>
+      <w:lvlJc w:val="left"/>
+      <w:pPr>
+        <w:ind w:left="4320" w:hanging="360"/>
+      </w:pPr>
+      <w:rPr>
+        <w:rFonts w:ascii="Wingdings" w:hAnsi="Wingdings" w:hint="default"/>
+      </w:rPr>
+    </w:lvl>
+    <w:lvl w:ilvl="6" w:tplc="040A0001" w:tentative="1">
+      <w:start w:val="1"/>
+      <w:numFmt w:val="bullet"/>
+      <w:lvlText w:val=""/>
+      <w:lvlJc w:val="left"/>
+      <w:pPr>
+        <w:ind w:left="5040" w:hanging="360"/>
+      </w:pPr>
+      <w:rPr>
+        <w:rFonts w:ascii="Symbol" w:hAnsi="Symbol" w:hint="default"/>
+      </w:rPr>
+    </w:lvl>
+    <w:lvl w:ilvl="7" w:tplc="040A0003" w:tentative="1">
+      <w:start w:val="1"/>
+      <w:numFmt w:val="bullet"/>
+      <w:lvlText w:val="o"/>
+      <w:lvlJc w:val="left"/>
+      <w:pPr>
+        <w:ind w:left="5760" w:hanging="360"/>
+      </w:pPr>
+      <w:rPr>
+        <w:rFonts w:ascii="Courier New" w:hAnsi="Courier New" w:cs="Courier New" w:hint="default"/>
+      </w:rPr>
+    </w:lvl>
+    <w:lvl w:ilvl="8" w:tplc="040A0005" w:tentative="1">
+      <w:start w:val="1"/>
+      <w:numFmt w:val="bullet"/>
+      <w:lvlText w:val=""/>
+      <w:lvlJc w:val="left"/>
+      <w:pPr>
+        <w:ind w:left="6480" w:hanging="360"/>
+      </w:pPr>
+      <w:rPr>
+        <w:rFonts w:ascii="Wingdings" w:hAnsi="Wingdings" w:hint="default"/>
+      </w:rPr>
+    </w:lvl>
+  </w:abstractNum>
+  <w:abstractNum w:abstractNumId="2" w15:restartNumberingAfterBreak="0">
+    <w:nsid w:val="745C3DE1"/>
+    <w:multiLevelType w:val="hybridMultilevel"/>
+    <w:tmpl w:val="2108ADC0"/>
+    <w:lvl w:ilvl="0" w:tplc="040A0001">
+      <w:start w:val="1"/>
+      <w:numFmt w:val="bullet"/>
+      <w:lvlText w:val=""/>
+      <w:lvlJc w:val="left"/>
+      <w:pPr>
+        <w:ind w:left="1080" w:hanging="360"/>
+      </w:pPr>
+      <w:rPr>
+        <w:rFonts w:ascii="Symbol" w:hAnsi="Symbol" w:hint="default"/>
+      </w:rPr>
+    </w:lvl>
+    <w:lvl w:ilvl="1" w:tplc="040A0003" w:tentative="1">
+      <w:start w:val="1"/>
+      <w:numFmt w:val="bullet"/>
+      <w:lvlText w:val="o"/>
+      <w:lvlJc w:val="left"/>
+      <w:pPr>
+        <w:ind w:left="1800" w:hanging="360"/>
+      </w:pPr>
+      <w:rPr>
+        <w:rFonts w:ascii="Courier New" w:hAnsi="Courier New" w:cs="Courier New" w:hint="default"/>
+      </w:rPr>
+    </w:lvl>
+    <w:lvl w:ilvl="2" w:tplc="040A0005" w:tentative="1">
+      <w:start w:val="1"/>
+      <w:numFmt w:val="bullet"/>
+      <w:lvlText w:val=""/>
+      <w:lvlJc w:val="left"/>
+      <w:pPr>
+        <w:ind w:left="2520" w:hanging="360"/>
+      </w:pPr>
+      <w:rPr>
+        <w:rFonts w:ascii="Wingdings" w:hAnsi="Wingdings" w:hint="default"/>
+      </w:rPr>
+    </w:lvl>
+    <w:lvl w:ilvl="3" w:tplc="040A0001" w:tentative="1">
+      <w:start w:val="1"/>
+      <w:numFmt w:val="bullet"/>
+      <w:lvlText w:val=""/>
+      <w:lvlJc w:val="left"/>
+      <w:pPr>
+        <w:ind w:left="3240" w:hanging="360"/>
+      </w:pPr>
+      <w:rPr>
+        <w:rFonts w:ascii="Symbol" w:hAnsi="Symbol" w:hint="default"/>
+      </w:rPr>
+    </w:lvl>
+    <w:lvl w:ilvl="4" w:tplc="040A0003" w:tentative="1">
+      <w:start w:val="1"/>
+      <w:numFmt w:val="bullet"/>
+      <w:lvlText w:val="o"/>
+      <w:lvlJc w:val="left"/>
+      <w:pPr>
+        <w:ind w:left="3960" w:hanging="360"/>
+      </w:pPr>
+      <w:rPr>
+        <w:rFonts w:ascii="Courier New" w:hAnsi="Courier New" w:cs="Courier New" w:hint="default"/>
+      </w:rPr>
+    </w:lvl>
+    <w:lvl w:ilvl="5" w:tplc="040A0005" w:tentative="1">
+      <w:start w:val="1"/>
+      <w:numFmt w:val="bullet"/>
+      <w:lvlText w:val=""/>
+      <w:lvlJc w:val="left"/>
+      <w:pPr>
+        <w:ind w:left="4680" w:hanging="360"/>
+      </w:pPr>
+      <w:rPr>
+        <w:rFonts w:ascii="Wingdings" w:hAnsi="Wingdings" w:hint="default"/>
+      </w:rPr>
+    </w:lvl>
+    <w:lvl w:ilvl="6" w:tplc="040A0001" w:tentative="1">
+      <w:start w:val="1"/>
+      <w:numFmt w:val="bullet"/>
+      <w:lvlText w:val=""/>
+      <w:lvlJc w:val="left"/>
+      <w:pPr>
+        <w:ind w:left="5400" w:hanging="360"/>
+      </w:pPr>
+      <w:rPr>
+        <w:rFonts w:ascii="Symbol" w:hAnsi="Symbol" w:hint="default"/>
+      </w:rPr>
+    </w:lvl>
+    <w:lvl w:ilvl="7" w:tplc="040A0003" w:tentative="1">
+      <w:start w:val="1"/>
+      <w:numFmt w:val="bullet"/>
+      <w:lvlText w:val="o"/>
+      <w:lvlJc w:val="left"/>
+      <w:pPr>
+        <w:ind w:left="6120" w:hanging="360"/>
+      </w:pPr>
+      <w:rPr>
+        <w:rFonts w:ascii="Courier New" w:hAnsi="Courier New" w:cs="Courier New" w:hint="default"/>
+      </w:rPr>
+    </w:lvl>
+    <w:lvl w:ilvl="8" w:tplc="040A0005" w:tentative="1">
+      <w:start w:val="1"/>
+      <w:numFmt w:val="bullet"/>
+      <w:lvlText w:val=""/>
+      <w:lvlJc w:val="left"/>
+      <w:pPr>
+        <w:ind w:left="6840" w:hanging="360"/>
+      </w:pPr>
+      <w:rPr>
+        <w:rFonts w:ascii="Wingdings" w:hAnsi="Wingdings" w:hint="default"/>
+      </w:rPr>
+    </w:lvl>
+  </w:abstractNum>
   <w:num w:numId="1" w16cid:durableId="1266696560">
     <w:abstractNumId w:val="0"/>
+  </w:num>
+  <w:num w:numId="2" w16cid:durableId="2110466318">
+    <w:abstractNumId w:val="1"/>
+  </w:num>
+  <w:num w:numId="3" w16cid:durableId="7876250">
+    <w:abstractNumId w:val="2"/>
   </w:num>
 </w:numbering>
 </file>
 
 <file path=word/styles.xml><?xml version="1.0" encoding="utf-8"?>
-<w:styles xmlns:mc="http://schemas.openxmlformats.org/markup-compatibility/2006" xmlns:r="http://schemas.openxmlformats.org/officeDocument/2006/relationships" xmlns:w="http://schemas.openxmlformats.org/wordprocessingml/2006/main" xmlns:w14="http://schemas.microsoft.com/office/word/2010/wordml" xmlns:w15="http://schemas.microsoft.com/office/word/2012/wordml" xmlns:w16cex="http://schemas.microsoft.com/office/word/2018/wordml/cex" xmlns:w16cid="http://schemas.microsoft.com/office/word/2016/wordml/cid" xmlns:w16="http://schemas.microsoft.com/office/word/2018/wordml" xmlns:w16du="http://schemas.microsoft.com/office/word/2023/wordml/word16du" xmlns:w16sdtdh="http://schemas.microsoft.com/office/word/2020/wordml/sdtdatahash" xmlns:w16sdtfl="http://schemas.microsoft.com/office/word/2024/wordml/sdtformatlock" xmlns:w16se="http://schemas.microsoft.com/office/word/2015/wordml/symex" mc:Ignorable="w14 w15 w16se w16cid w16 w16cex w16sdtdh w16sdtfl w16du">
+<w:styles xmlns:mc="http://schemas.openxmlformats.org/markup-compatibility/2006" xmlns:r="http://schemas.openxmlformats.org/officeDocument/2006/relationships" xmlns:w="http://schemas.openxmlformats.org/wordprocessingml/2006/main" xmlns:w14="http://schemas.microsoft.com/office/word/2010/wordml" xmlns:w15="http://schemas.microsoft.com/office/word/2012/wordml" xmlns:w16cex="http://schemas.microsoft.com/office/word/2018/wordml/cex" xmlns:w16cid="http://schemas.microsoft.com/office/word/2016/wordml/cid" xmlns:w16="http://schemas.microsoft.com/office/word/2018/wordml" xmlns:w16sdtdh="http://schemas.microsoft.com/office/word/2020/wordml/sdtdatahash" xmlns:w16se="http://schemas.microsoft.com/office/word/2015/wordml/symex" mc:Ignorable="w14 w15 w16se w16cid w16 w16cex w16sdtdh">
   <w:docDefaults>
     <w:rPrDefault>
       <w:rPr>
@@ -711,11 +962,11 @@
     <w:name w:val="Normal"/>
     <w:qFormat/>
   </w:style>
-  <w:style w:type="paragraph" w:styleId="Heading1">
+  <w:style w:type="paragraph" w:styleId="Ttulo1">
     <w:name w:val="heading 1"/>
     <w:basedOn w:val="Normal"/>
     <w:next w:val="Normal"/>
-    <w:link w:val="Heading1Char"/>
+    <w:link w:val="Ttulo1Car"/>
     <w:uiPriority w:val="9"/>
     <w:qFormat/>
     <w:rsid w:val="00466561"/>
@@ -732,11 +983,11 @@
       <w:szCs w:val="40"/>
     </w:rPr>
   </w:style>
-  <w:style w:type="paragraph" w:styleId="Heading2">
+  <w:style w:type="paragraph" w:styleId="Ttulo2">
     <w:name w:val="heading 2"/>
     <w:basedOn w:val="Normal"/>
     <w:next w:val="Normal"/>
-    <w:link w:val="Heading2Char"/>
+    <w:link w:val="Ttulo2Car"/>
     <w:uiPriority w:val="9"/>
     <w:semiHidden/>
     <w:unhideWhenUsed/>
@@ -755,11 +1006,11 @@
       <w:szCs w:val="32"/>
     </w:rPr>
   </w:style>
-  <w:style w:type="paragraph" w:styleId="Heading3">
+  <w:style w:type="paragraph" w:styleId="Ttulo3">
     <w:name w:val="heading 3"/>
     <w:basedOn w:val="Normal"/>
     <w:next w:val="Normal"/>
-    <w:link w:val="Heading3Char"/>
+    <w:link w:val="Ttulo3Car"/>
     <w:uiPriority w:val="9"/>
     <w:semiHidden/>
     <w:unhideWhenUsed/>
@@ -778,11 +1029,11 @@
       <w:szCs w:val="28"/>
     </w:rPr>
   </w:style>
-  <w:style w:type="paragraph" w:styleId="Heading4">
+  <w:style w:type="paragraph" w:styleId="Ttulo4">
     <w:name w:val="heading 4"/>
     <w:basedOn w:val="Normal"/>
     <w:next w:val="Normal"/>
-    <w:link w:val="Heading4Char"/>
+    <w:link w:val="Ttulo4Car"/>
     <w:uiPriority w:val="9"/>
     <w:semiHidden/>
     <w:unhideWhenUsed/>
@@ -801,11 +1052,11 @@
       <w:color w:val="0F4761" w:themeColor="accent1" w:themeShade="BF"/>
     </w:rPr>
   </w:style>
-  <w:style w:type="paragraph" w:styleId="Heading5">
+  <w:style w:type="paragraph" w:styleId="Ttulo5">
     <w:name w:val="heading 5"/>
     <w:basedOn w:val="Normal"/>
     <w:next w:val="Normal"/>
-    <w:link w:val="Heading5Char"/>
+    <w:link w:val="Ttulo5Car"/>
     <w:uiPriority w:val="9"/>
     <w:semiHidden/>
     <w:unhideWhenUsed/>
@@ -822,11 +1073,11 @@
       <w:color w:val="0F4761" w:themeColor="accent1" w:themeShade="BF"/>
     </w:rPr>
   </w:style>
-  <w:style w:type="paragraph" w:styleId="Heading6">
+  <w:style w:type="paragraph" w:styleId="Ttulo6">
     <w:name w:val="heading 6"/>
     <w:basedOn w:val="Normal"/>
     <w:next w:val="Normal"/>
-    <w:link w:val="Heading6Char"/>
+    <w:link w:val="Ttulo6Car"/>
     <w:uiPriority w:val="9"/>
     <w:semiHidden/>
     <w:unhideWhenUsed/>
@@ -845,11 +1096,11 @@
       <w:color w:val="595959" w:themeColor="text1" w:themeTint="A6"/>
     </w:rPr>
   </w:style>
-  <w:style w:type="paragraph" w:styleId="Heading7">
+  <w:style w:type="paragraph" w:styleId="Ttulo7">
     <w:name w:val="heading 7"/>
     <w:basedOn w:val="Normal"/>
     <w:next w:val="Normal"/>
-    <w:link w:val="Heading7Char"/>
+    <w:link w:val="Ttulo7Car"/>
     <w:uiPriority w:val="9"/>
     <w:semiHidden/>
     <w:unhideWhenUsed/>
@@ -866,11 +1117,11 @@
       <w:color w:val="595959" w:themeColor="text1" w:themeTint="A6"/>
     </w:rPr>
   </w:style>
-  <w:style w:type="paragraph" w:styleId="Heading8">
+  <w:style w:type="paragraph" w:styleId="Ttulo8">
     <w:name w:val="heading 8"/>
     <w:basedOn w:val="Normal"/>
     <w:next w:val="Normal"/>
-    <w:link w:val="Heading8Char"/>
+    <w:link w:val="Ttulo8Car"/>
     <w:uiPriority w:val="9"/>
     <w:semiHidden/>
     <w:unhideWhenUsed/>
@@ -889,11 +1140,11 @@
       <w:color w:val="272727" w:themeColor="text1" w:themeTint="D8"/>
     </w:rPr>
   </w:style>
-  <w:style w:type="paragraph" w:styleId="Heading9">
+  <w:style w:type="paragraph" w:styleId="Ttulo9">
     <w:name w:val="heading 9"/>
     <w:basedOn w:val="Normal"/>
     <w:next w:val="Normal"/>
-    <w:link w:val="Heading9Char"/>
+    <w:link w:val="Ttulo9Car"/>
     <w:uiPriority w:val="9"/>
     <w:semiHidden/>
     <w:unhideWhenUsed/>
@@ -910,13 +1161,13 @@
       <w:color w:val="272727" w:themeColor="text1" w:themeTint="D8"/>
     </w:rPr>
   </w:style>
-  <w:style w:type="character" w:default="1" w:styleId="DefaultParagraphFont">
+  <w:style w:type="character" w:default="1" w:styleId="Fuentedeprrafopredeter">
     <w:name w:val="Default Paragraph Font"/>
     <w:uiPriority w:val="1"/>
     <w:semiHidden/>
     <w:unhideWhenUsed/>
   </w:style>
-  <w:style w:type="table" w:default="1" w:styleId="TableNormal">
+  <w:style w:type="table" w:default="1" w:styleId="Tablanormal">
     <w:name w:val="Normal Table"/>
     <w:uiPriority w:val="99"/>
     <w:semiHidden/>
@@ -931,16 +1182,16 @@
       </w:tblCellMar>
     </w:tblPr>
   </w:style>
-  <w:style w:type="numbering" w:default="1" w:styleId="NoList">
+  <w:style w:type="numbering" w:default="1" w:styleId="Sinlista">
     <w:name w:val="No List"/>
     <w:uiPriority w:val="99"/>
     <w:semiHidden/>
     <w:unhideWhenUsed/>
   </w:style>
-  <w:style w:type="character" w:customStyle="1" w:styleId="Heading1Char">
-    <w:name w:val="Heading 1 Char"/>
-    <w:basedOn w:val="DefaultParagraphFont"/>
-    <w:link w:val="Heading1"/>
+  <w:style w:type="character" w:customStyle="1" w:styleId="Ttulo1Car">
+    <w:name w:val="Título 1 Car"/>
+    <w:basedOn w:val="Fuentedeprrafopredeter"/>
+    <w:link w:val="Ttulo1"/>
     <w:uiPriority w:val="9"/>
     <w:rsid w:val="00466561"/>
     <w:rPr>
@@ -950,10 +1201,10 @@
       <w:szCs w:val="40"/>
     </w:rPr>
   </w:style>
-  <w:style w:type="character" w:customStyle="1" w:styleId="Heading2Char">
-    <w:name w:val="Heading 2 Char"/>
-    <w:basedOn w:val="DefaultParagraphFont"/>
-    <w:link w:val="Heading2"/>
+  <w:style w:type="character" w:customStyle="1" w:styleId="Ttulo2Car">
+    <w:name w:val="Título 2 Car"/>
+    <w:basedOn w:val="Fuentedeprrafopredeter"/>
+    <w:link w:val="Ttulo2"/>
     <w:uiPriority w:val="9"/>
     <w:semiHidden/>
     <w:rsid w:val="00466561"/>
@@ -964,10 +1215,10 @@
       <w:szCs w:val="32"/>
     </w:rPr>
   </w:style>
-  <w:style w:type="character" w:customStyle="1" w:styleId="Heading3Char">
-    <w:name w:val="Heading 3 Char"/>
-    <w:basedOn w:val="DefaultParagraphFont"/>
-    <w:link w:val="Heading3"/>
+  <w:style w:type="character" w:customStyle="1" w:styleId="Ttulo3Car">
+    <w:name w:val="Título 3 Car"/>
+    <w:basedOn w:val="Fuentedeprrafopredeter"/>
+    <w:link w:val="Ttulo3"/>
     <w:uiPriority w:val="9"/>
     <w:semiHidden/>
     <w:rsid w:val="00466561"/>
@@ -978,10 +1229,10 @@
       <w:szCs w:val="28"/>
     </w:rPr>
   </w:style>
-  <w:style w:type="character" w:customStyle="1" w:styleId="Heading4Char">
-    <w:name w:val="Heading 4 Char"/>
-    <w:basedOn w:val="DefaultParagraphFont"/>
-    <w:link w:val="Heading4"/>
+  <w:style w:type="character" w:customStyle="1" w:styleId="Ttulo4Car">
+    <w:name w:val="Título 4 Car"/>
+    <w:basedOn w:val="Fuentedeprrafopredeter"/>
+    <w:link w:val="Ttulo4"/>
     <w:uiPriority w:val="9"/>
     <w:semiHidden/>
     <w:rsid w:val="00466561"/>
@@ -992,10 +1243,10 @@
       <w:color w:val="0F4761" w:themeColor="accent1" w:themeShade="BF"/>
     </w:rPr>
   </w:style>
-  <w:style w:type="character" w:customStyle="1" w:styleId="Heading5Char">
-    <w:name w:val="Heading 5 Char"/>
-    <w:basedOn w:val="DefaultParagraphFont"/>
-    <w:link w:val="Heading5"/>
+  <w:style w:type="character" w:customStyle="1" w:styleId="Ttulo5Car">
+    <w:name w:val="Título 5 Car"/>
+    <w:basedOn w:val="Fuentedeprrafopredeter"/>
+    <w:link w:val="Ttulo5"/>
     <w:uiPriority w:val="9"/>
     <w:semiHidden/>
     <w:rsid w:val="00466561"/>
@@ -1004,10 +1255,10 @@
       <w:color w:val="0F4761" w:themeColor="accent1" w:themeShade="BF"/>
     </w:rPr>
   </w:style>
-  <w:style w:type="character" w:customStyle="1" w:styleId="Heading6Char">
-    <w:name w:val="Heading 6 Char"/>
-    <w:basedOn w:val="DefaultParagraphFont"/>
-    <w:link w:val="Heading6"/>
+  <w:style w:type="character" w:customStyle="1" w:styleId="Ttulo6Car">
+    <w:name w:val="Título 6 Car"/>
+    <w:basedOn w:val="Fuentedeprrafopredeter"/>
+    <w:link w:val="Ttulo6"/>
     <w:uiPriority w:val="9"/>
     <w:semiHidden/>
     <w:rsid w:val="00466561"/>
@@ -1018,10 +1269,10 @@
       <w:color w:val="595959" w:themeColor="text1" w:themeTint="A6"/>
     </w:rPr>
   </w:style>
-  <w:style w:type="character" w:customStyle="1" w:styleId="Heading7Char">
-    <w:name w:val="Heading 7 Char"/>
-    <w:basedOn w:val="DefaultParagraphFont"/>
-    <w:link w:val="Heading7"/>
+  <w:style w:type="character" w:customStyle="1" w:styleId="Ttulo7Car">
+    <w:name w:val="Título 7 Car"/>
+    <w:basedOn w:val="Fuentedeprrafopredeter"/>
+    <w:link w:val="Ttulo7"/>
     <w:uiPriority w:val="9"/>
     <w:semiHidden/>
     <w:rsid w:val="00466561"/>
@@ -1030,10 +1281,10 @@
       <w:color w:val="595959" w:themeColor="text1" w:themeTint="A6"/>
     </w:rPr>
   </w:style>
-  <w:style w:type="character" w:customStyle="1" w:styleId="Heading8Char">
-    <w:name w:val="Heading 8 Char"/>
-    <w:basedOn w:val="DefaultParagraphFont"/>
-    <w:link w:val="Heading8"/>
+  <w:style w:type="character" w:customStyle="1" w:styleId="Ttulo8Car">
+    <w:name w:val="Título 8 Car"/>
+    <w:basedOn w:val="Fuentedeprrafopredeter"/>
+    <w:link w:val="Ttulo8"/>
     <w:uiPriority w:val="9"/>
     <w:semiHidden/>
     <w:rsid w:val="00466561"/>
@@ -1044,10 +1295,10 @@
       <w:color w:val="272727" w:themeColor="text1" w:themeTint="D8"/>
     </w:rPr>
   </w:style>
-  <w:style w:type="character" w:customStyle="1" w:styleId="Heading9Char">
-    <w:name w:val="Heading 9 Char"/>
-    <w:basedOn w:val="DefaultParagraphFont"/>
-    <w:link w:val="Heading9"/>
+  <w:style w:type="character" w:customStyle="1" w:styleId="Ttulo9Car">
+    <w:name w:val="Título 9 Car"/>
+    <w:basedOn w:val="Fuentedeprrafopredeter"/>
+    <w:link w:val="Ttulo9"/>
     <w:uiPriority w:val="9"/>
     <w:semiHidden/>
     <w:rsid w:val="00466561"/>
@@ -1056,11 +1307,11 @@
       <w:color w:val="272727" w:themeColor="text1" w:themeTint="D8"/>
     </w:rPr>
   </w:style>
-  <w:style w:type="paragraph" w:styleId="Title">
+  <w:style w:type="paragraph" w:styleId="Ttulo">
     <w:name w:val="Title"/>
     <w:basedOn w:val="Normal"/>
     <w:next w:val="Normal"/>
-    <w:link w:val="TitleChar"/>
+    <w:link w:val="TtuloCar"/>
     <w:uiPriority w:val="10"/>
     <w:qFormat/>
     <w:rsid w:val="00466561"/>
@@ -1076,10 +1327,10 @@
       <w:szCs w:val="56"/>
     </w:rPr>
   </w:style>
-  <w:style w:type="character" w:customStyle="1" w:styleId="TitleChar">
-    <w:name w:val="Title Char"/>
-    <w:basedOn w:val="DefaultParagraphFont"/>
-    <w:link w:val="Title"/>
+  <w:style w:type="character" w:customStyle="1" w:styleId="TtuloCar">
+    <w:name w:val="Título Car"/>
+    <w:basedOn w:val="Fuentedeprrafopredeter"/>
+    <w:link w:val="Ttulo"/>
     <w:uiPriority w:val="10"/>
     <w:rsid w:val="00466561"/>
     <w:rPr>
@@ -1090,11 +1341,11 @@
       <w:szCs w:val="56"/>
     </w:rPr>
   </w:style>
-  <w:style w:type="paragraph" w:styleId="Subtitle">
+  <w:style w:type="paragraph" w:styleId="Subttulo">
     <w:name w:val="Subtitle"/>
     <w:basedOn w:val="Normal"/>
     <w:next w:val="Normal"/>
-    <w:link w:val="SubtitleChar"/>
+    <w:link w:val="SubttuloCar"/>
     <w:uiPriority w:val="11"/>
     <w:qFormat/>
     <w:rsid w:val="00466561"/>
@@ -1111,10 +1362,10 @@
       <w:szCs w:val="28"/>
     </w:rPr>
   </w:style>
-  <w:style w:type="character" w:customStyle="1" w:styleId="SubtitleChar">
-    <w:name w:val="Subtitle Char"/>
-    <w:basedOn w:val="DefaultParagraphFont"/>
-    <w:link w:val="Subtitle"/>
+  <w:style w:type="character" w:customStyle="1" w:styleId="SubttuloCar">
+    <w:name w:val="Subtítulo Car"/>
+    <w:basedOn w:val="Fuentedeprrafopredeter"/>
+    <w:link w:val="Subttulo"/>
     <w:uiPriority w:val="11"/>
     <w:rsid w:val="00466561"/>
     <w:rPr>
@@ -1125,11 +1376,11 @@
       <w:szCs w:val="28"/>
     </w:rPr>
   </w:style>
-  <w:style w:type="paragraph" w:styleId="Quote">
+  <w:style w:type="paragraph" w:styleId="Cita">
     <w:name w:val="Quote"/>
     <w:basedOn w:val="Normal"/>
     <w:next w:val="Normal"/>
-    <w:link w:val="QuoteChar"/>
+    <w:link w:val="CitaCar"/>
     <w:uiPriority w:val="29"/>
     <w:qFormat/>
     <w:rsid w:val="00466561"/>
@@ -1143,10 +1394,10 @@
       <w:color w:val="404040" w:themeColor="text1" w:themeTint="BF"/>
     </w:rPr>
   </w:style>
-  <w:style w:type="character" w:customStyle="1" w:styleId="QuoteChar">
-    <w:name w:val="Quote Char"/>
-    <w:basedOn w:val="DefaultParagraphFont"/>
-    <w:link w:val="Quote"/>
+  <w:style w:type="character" w:customStyle="1" w:styleId="CitaCar">
+    <w:name w:val="Cita Car"/>
+    <w:basedOn w:val="Fuentedeprrafopredeter"/>
+    <w:link w:val="Cita"/>
     <w:uiPriority w:val="29"/>
     <w:rsid w:val="00466561"/>
     <w:rPr>
@@ -1155,7 +1406,7 @@
       <w:color w:val="404040" w:themeColor="text1" w:themeTint="BF"/>
     </w:rPr>
   </w:style>
-  <w:style w:type="paragraph" w:styleId="ListParagraph">
+  <w:style w:type="paragraph" w:styleId="Prrafodelista">
     <w:name w:val="List Paragraph"/>
     <w:basedOn w:val="Normal"/>
     <w:uiPriority w:val="34"/>
@@ -1166,9 +1417,9 @@
       <w:contextualSpacing/>
     </w:pPr>
   </w:style>
-  <w:style w:type="character" w:styleId="IntenseEmphasis">
+  <w:style w:type="character" w:styleId="nfasisintenso">
     <w:name w:val="Intense Emphasis"/>
-    <w:basedOn w:val="DefaultParagraphFont"/>
+    <w:basedOn w:val="Fuentedeprrafopredeter"/>
     <w:uiPriority w:val="21"/>
     <w:qFormat/>
     <w:rsid w:val="00466561"/>
@@ -1178,11 +1429,11 @@
       <w:color w:val="0F4761" w:themeColor="accent1" w:themeShade="BF"/>
     </w:rPr>
   </w:style>
-  <w:style w:type="paragraph" w:styleId="IntenseQuote">
+  <w:style w:type="paragraph" w:styleId="Citadestacada">
     <w:name w:val="Intense Quote"/>
     <w:basedOn w:val="Normal"/>
     <w:next w:val="Normal"/>
-    <w:link w:val="IntenseQuoteChar"/>
+    <w:link w:val="CitadestacadaCar"/>
     <w:uiPriority w:val="30"/>
     <w:qFormat/>
     <w:rsid w:val="00466561"/>
@@ -1201,10 +1452,10 @@
       <w:color w:val="0F4761" w:themeColor="accent1" w:themeShade="BF"/>
     </w:rPr>
   </w:style>
-  <w:style w:type="character" w:customStyle="1" w:styleId="IntenseQuoteChar">
-    <w:name w:val="Intense Quote Char"/>
-    <w:basedOn w:val="DefaultParagraphFont"/>
-    <w:link w:val="IntenseQuote"/>
+  <w:style w:type="character" w:customStyle="1" w:styleId="CitadestacadaCar">
+    <w:name w:val="Cita destacada Car"/>
+    <w:basedOn w:val="Fuentedeprrafopredeter"/>
+    <w:link w:val="Citadestacada"/>
     <w:uiPriority w:val="30"/>
     <w:rsid w:val="00466561"/>
     <w:rPr>
@@ -1213,9 +1464,9 @@
       <w:color w:val="0F4761" w:themeColor="accent1" w:themeShade="BF"/>
     </w:rPr>
   </w:style>
-  <w:style w:type="character" w:styleId="IntenseReference">
+  <w:style w:type="character" w:styleId="Referenciaintensa">
     <w:name w:val="Intense Reference"/>
-    <w:basedOn w:val="DefaultParagraphFont"/>
+    <w:basedOn w:val="Fuentedeprrafopredeter"/>
     <w:uiPriority w:val="32"/>
     <w:qFormat/>
     <w:rsid w:val="00466561"/>
@@ -1227,10 +1478,10 @@
       <w:spacing w:val="5"/>
     </w:rPr>
   </w:style>
-  <w:style w:type="paragraph" w:styleId="BodyText">
+  <w:style w:type="paragraph" w:styleId="Textoindependiente">
     <w:name w:val="Body Text"/>
     <w:basedOn w:val="Normal"/>
-    <w:link w:val="BodyTextChar"/>
+    <w:link w:val="TextoindependienteCar"/>
     <w:qFormat/>
     <w:rsid w:val="00EE1808"/>
     <w:pPr>
@@ -1242,10 +1493,10 @@
       <w:lang w:val="en-US"/>
     </w:rPr>
   </w:style>
-  <w:style w:type="character" w:customStyle="1" w:styleId="BodyTextChar">
-    <w:name w:val="Body Text Char"/>
-    <w:basedOn w:val="DefaultParagraphFont"/>
-    <w:link w:val="BodyText"/>
+  <w:style w:type="character" w:customStyle="1" w:styleId="TextoindependienteCar">
+    <w:name w:val="Texto independiente Car"/>
+    <w:basedOn w:val="Fuentedeprrafopredeter"/>
+    <w:link w:val="Textoindependiente"/>
     <w:rsid w:val="00EE1808"/>
     <w:rPr>
       <w:sz w:val="24"/>
@@ -1255,7 +1506,7 @@
   </w:style>
   <w:style w:type="paragraph" w:customStyle="1" w:styleId="Compact">
     <w:name w:val="Compact"/>
-    <w:basedOn w:val="BodyText"/>
+    <w:basedOn w:val="Textoindependiente"/>
     <w:qFormat/>
     <w:rsid w:val="00EE1808"/>
     <w:pPr>
@@ -1264,15 +1515,15 @@
   </w:style>
   <w:style w:type="paragraph" w:customStyle="1" w:styleId="FirstParagraph">
     <w:name w:val="First Paragraph"/>
-    <w:basedOn w:val="BodyText"/>
-    <w:next w:val="BodyText"/>
+    <w:basedOn w:val="Textoindependiente"/>
+    <w:next w:val="Textoindependiente"/>
     <w:qFormat/>
     <w:rsid w:val="002C681C"/>
   </w:style>
-  <w:style w:type="paragraph" w:styleId="FootnoteText">
+  <w:style w:type="paragraph" w:styleId="Textonotapie">
     <w:name w:val="footnote text"/>
     <w:basedOn w:val="Normal"/>
-    <w:link w:val="FootnoteTextChar"/>
+    <w:link w:val="TextonotapieCar"/>
     <w:uiPriority w:val="9"/>
     <w:unhideWhenUsed/>
     <w:qFormat/>
@@ -1286,10 +1537,10 @@
       <w:lang w:val="en-US"/>
     </w:rPr>
   </w:style>
-  <w:style w:type="character" w:customStyle="1" w:styleId="FootnoteTextChar">
-    <w:name w:val="Footnote Text Char"/>
-    <w:basedOn w:val="DefaultParagraphFont"/>
-    <w:link w:val="FootnoteText"/>
+  <w:style w:type="character" w:customStyle="1" w:styleId="TextonotapieCar">
+    <w:name w:val="Texto nota pie Car"/>
+    <w:basedOn w:val="Fuentedeprrafopredeter"/>
+    <w:link w:val="Textonotapie"/>
     <w:uiPriority w:val="9"/>
     <w:rsid w:val="002C681C"/>
     <w:rPr>
@@ -1298,20 +1549,48 @@
       <w:lang w:val="en-US"/>
     </w:rPr>
   </w:style>
-  <w:style w:type="character" w:styleId="FootnoteReference">
+  <w:style w:type="character" w:styleId="Refdenotaalpie">
     <w:name w:val="footnote reference"/>
-    <w:basedOn w:val="DefaultParagraphFont"/>
+    <w:basedOn w:val="Fuentedeprrafopredeter"/>
     <w:rsid w:val="002C681C"/>
     <w:rPr>
       <w:vertAlign w:val="superscript"/>
     </w:rPr>
   </w:style>
-  <w:style w:type="character" w:styleId="Hyperlink">
+  <w:style w:type="character" w:styleId="Hipervnculo">
     <w:name w:val="Hyperlink"/>
-    <w:basedOn w:val="DefaultParagraphFont"/>
+    <w:basedOn w:val="Fuentedeprrafopredeter"/>
     <w:rsid w:val="002C681C"/>
     <w:rPr>
       <w:color w:val="156082" w:themeColor="accent1"/>
+    </w:rPr>
+  </w:style>
+  <w:style w:type="paragraph" w:styleId="NormalWeb">
+    <w:name w:val="Normal (Web)"/>
+    <w:basedOn w:val="Normal"/>
+    <w:uiPriority w:val="99"/>
+    <w:semiHidden/>
+    <w:unhideWhenUsed/>
+    <w:rsid w:val="00996EAE"/>
+    <w:pPr>
+      <w:spacing w:before="100" w:beforeAutospacing="1" w:after="100" w:afterAutospacing="1" w:line="240" w:lineRule="auto"/>
+    </w:pPr>
+    <w:rPr>
+      <w:rFonts w:ascii="Times New Roman" w:eastAsia="Times New Roman" w:hAnsi="Times New Roman" w:cs="Times New Roman"/>
+      <w:sz w:val="24"/>
+      <w:szCs w:val="24"/>
+      <w:lang w:val="es-CL" w:eastAsia="es-ES_tradnl"/>
+    </w:rPr>
+  </w:style>
+  <w:style w:type="character" w:styleId="Textoennegrita">
+    <w:name w:val="Strong"/>
+    <w:basedOn w:val="Fuentedeprrafopredeter"/>
+    <w:uiPriority w:val="22"/>
+    <w:qFormat/>
+    <w:rsid w:val="00996EAE"/>
+    <w:rPr>
+      <w:b/>
+      <w:bCs/>
     </w:rPr>
   </w:style>
 </w:styles>
